--- a/보관본/러시아 인권변호사/Word/3부/3부_5화_다리야의_폭로전.docx
+++ b/보관본/러시아 인권변호사/Word/3부/3부_5화_다리야의_폭로전.docx
@@ -1038,7 +1038,7 @@
           <w:i w:val="0"/>
           <w:sz w:val="22"/>
         </w:rPr>
-        <w:t>Катя, а у вас в штабе кто-нибудь новый за последний месяц? Волонтёры, водители?</w:t>
+        <w:t>Не знаю. Надеюсь, что просто испугался и залёг на дно, а не хуже.</w:t>
       </w:r>
     </w:p>
     <w:p>
@@ -1052,7 +1052,7 @@
           <w:i w:val="0"/>
           <w:sz w:val="22"/>
         </w:rPr>
-        <w:t xml:space="preserve">Катя: </w:t>
+        <w:t xml:space="preserve">Дарья: </w:t>
       </w:r>
       <w:r>
         <w:rPr>
@@ -1061,7 +1061,7 @@
           <w:i w:val="0"/>
           <w:sz w:val="22"/>
         </w:rPr>
-        <w:t>Человек двадцать. Проверяем, но не всех можем проверить глубоко.</w:t>
+        <w:t>Катя, а у вас в штабе кто-нибудь новый за последний месяц? Волонтёры, водители?</w:t>
       </w:r>
     </w:p>
     <w:p>
@@ -1075,7 +1075,7 @@
           <w:i w:val="0"/>
           <w:sz w:val="22"/>
         </w:rPr>
-        <w:t xml:space="preserve">Дарья: </w:t>
+        <w:t xml:space="preserve">Катя: </w:t>
       </w:r>
       <w:r>
         <w:rPr>
@@ -1084,7 +1084,7 @@
           <w:i w:val="0"/>
           <w:sz w:val="22"/>
         </w:rPr>
-        <w:t>Тогда не обсуждайте при них ничего, что касается моего материала. Ни дату, ни источники. Ни слова.</w:t>
+        <w:t>Человек двадцать. Проверяем, но не всех можем проверить глубоко.</w:t>
       </w:r>
     </w:p>
     <w:p>
@@ -1098,7 +1098,7 @@
           <w:i w:val="0"/>
           <w:sz w:val="22"/>
         </w:rPr>
-        <w:t xml:space="preserve">Катя: </w:t>
+        <w:t xml:space="preserve">Дарья: </w:t>
       </w:r>
       <w:r>
         <w:rPr>
@@ -1107,7 +1107,7 @@
           <w:i w:val="0"/>
           <w:sz w:val="22"/>
         </w:rPr>
-        <w:t>Поняла. Я скажу Алексею Николаевичу, чтобы и он молчал. Хотя это будет трудно.</w:t>
+        <w:t>Тогда не обсуждайте при них ничего, что касается моего материала. Ни дату, ни источники. Ни слова.</w:t>
       </w:r>
     </w:p>
     <w:p>
@@ -1121,7 +1121,7 @@
           <w:i w:val="0"/>
           <w:sz w:val="22"/>
         </w:rPr>
-        <w:t xml:space="preserve">Дарья: </w:t>
+        <w:t xml:space="preserve">Катя: </w:t>
       </w:r>
       <w:r>
         <w:rPr>
@@ -1130,7 +1130,7 @@
           <w:i w:val="0"/>
           <w:sz w:val="22"/>
         </w:rPr>
-        <w:t>Не знаю. Надеюсь, что просто испугался и залёг на дно, а не хуже.</w:t>
+        <w:t>Поняла. Я скажу Алексею Николаевичу, чтобы и он молчал. Хотя это будет трудно.</w:t>
       </w:r>
     </w:p>
     <w:p>
@@ -3161,7 +3161,7 @@
           <w:i w:val="0"/>
           <w:sz w:val="22"/>
         </w:rPr>
-        <w:t>Лев Аркадьевич заказал тираж в другой типографии, в соседней области. Чтобы наши не успели «сломать станок».</w:t>
+        <w:t>Одновременно. Чтобы сложнее было заблокировать или изъять тираж. И если Паша достанет то, что обещал по участкам, — добавлю отдельный раздел о фальсификациях.</w:t>
       </w:r>
     </w:p>
     <w:p>
@@ -3175,7 +3175,7 @@
           <w:i w:val="0"/>
           <w:sz w:val="22"/>
         </w:rPr>
-        <w:t xml:space="preserve">Лёша: </w:t>
+        <w:t xml:space="preserve">Дарья: </w:t>
       </w:r>
       <w:r>
         <w:rPr>
@@ -3184,7 +3184,7 @@
           <w:i w:val="0"/>
           <w:sz w:val="22"/>
         </w:rPr>
-        <w:t>Он предусмотрителен.</w:t>
+        <w:t>Лев Аркадьевич заказал тираж в другой типографии, в соседней области. Чтобы наши не успели «сломать станок».</w:t>
       </w:r>
     </w:p>
     <w:p>
@@ -3198,7 +3198,7 @@
           <w:i w:val="0"/>
           <w:sz w:val="22"/>
         </w:rPr>
-        <w:t xml:space="preserve">Дарья: </w:t>
+        <w:t xml:space="preserve">Лёша: </w:t>
       </w:r>
       <w:r>
         <w:rPr>
@@ -3207,7 +3207,7 @@
           <w:i w:val="0"/>
           <w:sz w:val="22"/>
         </w:rPr>
-        <w:t>Он старой школы. Говорит, что за свою жизнь уже видел, как «ломается станок» в ночь перед выпуском.</w:t>
+        <w:t>Он предусмотрителен.</w:t>
       </w:r>
     </w:p>
     <w:p>
@@ -3230,7 +3230,7 @@
           <w:i w:val="0"/>
           <w:sz w:val="22"/>
         </w:rPr>
-        <w:t>Одновременно. Чтобы сложнее было заблокировать или изъять тираж. И если Паша достанет то, что обещал по участкам, — добавлю отдельный раздел о фальсификациях.</w:t>
+        <w:t>Он старой школы. Говорит, что за свою жизнь уже видел, как «ломается станок» в ночь перед выпуском.</w:t>
       </w:r>
     </w:p>
     <w:p>

--- a/보관본/러시아 인권변호사/Word/3부/3부_5화_다리야의_폭로전.docx
+++ b/보관본/러시아 인권변호사/Word/3부/3부_5화_다리야의_폭로전.docx
@@ -864,7 +864,7 @@
           <w:i w:val="0"/>
           <w:sz w:val="22"/>
         </w:rPr>
-        <w:t>Почти. Там тоже камера «не работала». Алексей, я могу остановиться, если тебе тяжело это читать.</w:t>
+        <w:t>Почти. Там тоже камера «не работала». Лёша, я могу остановиться, если тебе тяжело это читать.</w:t>
       </w:r>
     </w:p>
     <w:p>
@@ -1258,7 +1258,7 @@
           <w:i w:val="0"/>
           <w:sz w:val="22"/>
         </w:rPr>
-        <w:t xml:space="preserve"> Началось. Паша предупреждал ещё два месяца назад.</w:t>
+        <w:t xml:space="preserve"> Началось. Паша предупреждал ещё три месяца назад.</w:t>
       </w:r>
     </w:p>
     <w:p>
@@ -3092,7 +3092,7 @@
           <w:i w:val="0"/>
           <w:sz w:val="22"/>
         </w:rPr>
-        <w:t>Как ты?</w:t>
+        <w:t>Как ты, Даша?</w:t>
       </w:r>
     </w:p>
     <w:p>
